--- a/data/ai_paras/AI_para_19.docx
+++ b/data/ai_paras/AI_para_19.docx
@@ -4,7 +4,7 @@
   <w:body>
     <w:p>
       <w:r>
-        <w:t>In the realm of AI-driven healthcare technologies, addressing ethical concerns is paramount, particularly regarding the use of computer-aided detection (CAD) systems. A significant ethical principle at play is justice and fairness, which necessitates ensuring that these systems do not perpetuate bias or discrimination (Ref-f304332). This is crucial as AI algorithms, if not properly designed and monitored, can reflect and amplify existing societal biases, leading to unequal access to healthcare benefits. Additionally, respecting patient autonomy is essential, which involves obtaining informed consent and ensuring that individuals maintain control over their data and decisions in AI applications (Ref-f304332). According to the ANA Code of Ethics, nurses must advocate for transparent and equitable AI practices to uphold patient dignity and integrity, fostering trust and accountability within the healthcare system.</w:t>
+        <w:t>Furthermore, the accessibility of computer-aided detection (CAD) systems in healthcare is influenced by several factors, which can present barriers across different settings and demographics. Smaller healthcare facilities may face challenges in adopting CAD technology due to the substantial financial investment required for advanced hardware and software, as well as ongoing maintenance costs (Ref-f742488). This financial burden can limit the implementation of CAD systems in underfunded or rural hospitals, potentially exacerbating healthcare disparities. Additionally, demographic factors such as age and education level can affect the adoption and effective use of CAD technology, as older practitioners or those with limited access to training may struggle to integrate these systems into their practice (Ref-f742488). Addressing these accessibility issues is crucial to ensure that the benefits of CAD technology—such as improved diagnostic accuracy and patient safety—are equitably distributed across all healthcare environments.</w:t>
       </w:r>
     </w:p>
     <w:sectPr>
